--- a/docs/epica-4/HU-027-MAPA-TECNICO-CAMBIOS-SESIONES.docx
+++ b/docs/epica-4/HU-027-MAPA-TECNICO-CAMBIOS-SESIONES.docx
@@ -666,6 +666,54 @@
           <w:szCs w:val="21"/>
         </w:rPr>
         <w:t xml:space="preserve">).</w:t>
+      </w:r>
+    </w:p>
+    <w:p>
+      <w:r>
+        <w:t>Esta historia ampl?a la programaci?n de sesiones de HU-012 y comparte el modelo de asistencia que incorpora HU-026. Coordina estos contratos antes de integrar cambios para evitar duplicar reglas o sobrescribir trabajo de otro equipo:</w:t>
+      </w:r>
+    </w:p>
+    <w:p>
+      <w:r>
+        <w:t>1. Con el equipo de HU-012: acuerda c?mo extender ContenidoServicio.actualizarSesion y sus validaciones para reprogramar o cancelar con motivo, conservando el horario anterior en el historial. Reutiliza las reglas existentes para modalidad y rango de fechas.</w:t>
+      </w:r>
+    </w:p>
+    <w:p>
+      <w:r>
+        <w:t>2. Con el equipo de HU-026: confirma la estructura final de Asistencia y el campo motivoCorreccion antes de implementar las correcciones de asistencia. No crees una segunda entidad ni una estructura paralela.</w:t>
+      </w:r>
+    </w:p>
+    <w:p>
+      <w:r>
+        <w:t>3. Mant?n separados los cambios de HU-027 en ContenidoControlador y documenta las rutas nuevas para facilitar la integraci?n con las ramas de HU-012 y HU-026.</w:t>
+      </w:r>
+    </w:p>
+    <w:p>
+      <w:pPr>
+        <w:pStyle w:val="Heading1"/>
+      </w:pPr>
+      <w:r>
+        <w:t>🔑 Punto de oro — con quién coordinar</w:t>
+      </w:r>
+    </w:p>
+    <w:p>
+      <w:r>
+        <w:t>Esta historia amplía la programación de sesiones de HU-012 y comparte el modelo de asistencia que incorpora HU-026. Coordina estos contratos antes de integrar cambios para evitar duplicar reglas o sobrescribir trabajo de otro equipo:</w:t>
+      </w:r>
+    </w:p>
+    <w:p>
+      <w:r>
+        <w:t>1. Con el equipo de HU-012: acuerda cómo extender ContenidoServicio.actualizarSesion y sus validaciones para reprogramar o cancelar con motivo, conservando el horario anterior en el historial. Reutiliza las reglas existentes para modalidad y rango de fechas.</w:t>
+      </w:r>
+    </w:p>
+    <w:p>
+      <w:r>
+        <w:t>2. Con el equipo de HU-026: confirma la estructura final de Asistencia y el campo motivoCorreccion antes de implementar las correcciones de asistencia. No crees una segunda entidad ni una estructura paralela.</w:t>
+      </w:r>
+    </w:p>
+    <w:p>
+      <w:r>
+        <w:t>3. Mantén separados los cambios de HU-027 en ContenidoControlador y documenta las rutas nuevas para facilitar la integración con las ramas de HU-012 y HU-026.</w:t>
       </w:r>
     </w:p>
     <w:p>

--- a/docs/epica-4/HU-027-MAPA-TECNICO-CAMBIOS-SESIONES.docx
+++ b/docs/epica-4/HU-027-MAPA-TECNICO-CAMBIOS-SESIONES.docx
@@ -666,54 +666,6 @@
           <w:szCs w:val="21"/>
         </w:rPr>
         <w:t xml:space="preserve">).</w:t>
-      </w:r>
-    </w:p>
-    <w:p>
-      <w:r>
-        <w:t>Esta historia ampl?a la programaci?n de sesiones de HU-012 y comparte el modelo de asistencia que incorpora HU-026. Coordina estos contratos antes de integrar cambios para evitar duplicar reglas o sobrescribir trabajo de otro equipo:</w:t>
-      </w:r>
-    </w:p>
-    <w:p>
-      <w:r>
-        <w:t>1. Con el equipo de HU-012: acuerda c?mo extender ContenidoServicio.actualizarSesion y sus validaciones para reprogramar o cancelar con motivo, conservando el horario anterior en el historial. Reutiliza las reglas existentes para modalidad y rango de fechas.</w:t>
-      </w:r>
-    </w:p>
-    <w:p>
-      <w:r>
-        <w:t>2. Con el equipo de HU-026: confirma la estructura final de Asistencia y el campo motivoCorreccion antes de implementar las correcciones de asistencia. No crees una segunda entidad ni una estructura paralela.</w:t>
-      </w:r>
-    </w:p>
-    <w:p>
-      <w:r>
-        <w:t>3. Mant?n separados los cambios de HU-027 en ContenidoControlador y documenta las rutas nuevas para facilitar la integraci?n con las ramas de HU-012 y HU-026.</w:t>
-      </w:r>
-    </w:p>
-    <w:p>
-      <w:pPr>
-        <w:pStyle w:val="Heading1"/>
-      </w:pPr>
-      <w:r>
-        <w:t>🔑 Punto de oro — con quién coordinar</w:t>
-      </w:r>
-    </w:p>
-    <w:p>
-      <w:r>
-        <w:t>Esta historia amplía la programación de sesiones de HU-012 y comparte el modelo de asistencia que incorpora HU-026. Coordina estos contratos antes de integrar cambios para evitar duplicar reglas o sobrescribir trabajo de otro equipo:</w:t>
-      </w:r>
-    </w:p>
-    <w:p>
-      <w:r>
-        <w:t>1. Con el equipo de HU-012: acuerda cómo extender ContenidoServicio.actualizarSesion y sus validaciones para reprogramar o cancelar con motivo, conservando el horario anterior en el historial. Reutiliza las reglas existentes para modalidad y rango de fechas.</w:t>
-      </w:r>
-    </w:p>
-    <w:p>
-      <w:r>
-        <w:t>2. Con el equipo de HU-026: confirma la estructura final de Asistencia y el campo motivoCorreccion antes de implementar las correcciones de asistencia. No crees una segunda entidad ni una estructura paralela.</w:t>
-      </w:r>
-    </w:p>
-    <w:p>
-      <w:r>
-        <w:t>3. Mantén separados los cambios de HU-027 en ContenidoControlador y documenta las rutas nuevas para facilitar la integración con las ramas de HU-012 y HU-026.</w:t>
       </w:r>
     </w:p>
     <w:p>
